--- a/peerj_submission/tables/Table 1.docx
+++ b/peerj_submission/tables/Table 1.docx
@@ -3,12 +3,16 @@
 <w:document xmlns:wpc="http://schemas.microsoft.com/office/word/2010/wordprocessingCanvas" xmlns:mo="http://schemas.microsoft.com/office/mac/office/2008/main" xmlns:mc="http://schemas.openxmlformats.org/markup-compatibility/2006" xmlns:mv="urn:schemas-microsoft-com:mac:vml" xmlns:o="urn:schemas-microsoft-com:office:office" xmlns:r="http://schemas.openxmlformats.org/officeDocument/2006/relationships" xmlns:m="http://schemas.openxmlformats.org/officeDocument/2006/math" xmlns:v="urn:schemas-microsoft-com:vml" xmlns:wp14="http://schemas.microsoft.com/office/word/2010/wordprocessingDrawing" xmlns:wp="http://schemas.openxmlformats.org/drawingml/2006/wordprocessingDrawing" xmlns:w10="urn:schemas-microsoft-com:office:word" xmlns:w="http://schemas.openxmlformats.org/wordprocessingml/2006/main" xmlns:w14="http://schemas.microsoft.com/office/word/2010/wordml" xmlns:wpg="http://schemas.microsoft.com/office/word/2010/wordprocessingGroup" xmlns:wpi="http://schemas.microsoft.com/office/word/2010/wordprocessingInk" xmlns:wne="http://schemas.microsoft.com/office/word/2006/wordml" xmlns:wps="http://schemas.microsoft.com/office/word/2010/wordprocessingShape" mc:Ignorable="w14 wp14">
   <w:body>
     <w:p>
+      <w:pPr>
+        <w:keepNext/>
+        <w:spacing w:line="240" w:lineRule="auto"/>
+      </w:pPr>
       <w:r>
         <w:rPr>
           <w:b/>
           <w:sz w:val="22"/>
         </w:rPr>
-        <w:t>Table 1. Success endpoints across the full locked validation atlas.</w:t>
+        <w:t>Table 1. Success endpoints across the full simulation atlas.</w:t>
       </w:r>
     </w:p>
     <w:tbl>
@@ -16,24 +20,37 @@
         <w:tblStyle w:val="TableGrid"/>
         <w:tblW w:type="auto" w:w="0"/>
         <w:jc w:val="center"/>
+        <w:tblLayout w:type="fixed"/>
         <w:tblLook w:firstColumn="1" w:firstRow="1" w:lastColumn="0" w:lastRow="0" w:noHBand="0" w:noVBand="1" w:val="04A0"/>
+        <w:tblBorders>
+          <w:top w:val="single" w:sz="4" w:color="D9D9D9"/>
+          <w:left w:val="single" w:sz="4" w:color="D9D9D9"/>
+          <w:bottom w:val="single" w:sz="4" w:color="D9D9D9"/>
+          <w:right w:val="single" w:sz="4" w:color="D9D9D9"/>
+          <w:insideH w:val="single" w:sz="4" w:color="D9D9D9"/>
+          <w:insideV w:val="single" w:sz="4" w:color="D9D9D9"/>
+        </w:tblBorders>
       </w:tblPr>
       <w:tblGrid>
-        <w:gridCol w:w="1170"/>
-        <w:gridCol w:w="1170"/>
-        <w:gridCol w:w="1170"/>
-        <w:gridCol w:w="1170"/>
-        <w:gridCol w:w="1170"/>
-        <w:gridCol w:w="1170"/>
-        <w:gridCol w:w="1170"/>
-        <w:gridCol w:w="1170"/>
+        <w:gridCol w:w="1985"/>
+        <w:gridCol w:w="709"/>
+        <w:gridCol w:w="922"/>
+        <w:gridCol w:w="993"/>
+        <w:gridCol w:w="2127"/>
+        <w:gridCol w:w="709"/>
+        <w:gridCol w:w="993"/>
+        <w:gridCol w:w="922"/>
       </w:tblGrid>
       <w:tr>
         <w:tc>
           <w:tcPr>
-            <w:tcW w:type="dxa" w:w="2016"/>
+            <w:tcW w:type="dxa" w:w="1985"/>
+            <w:shd w:fill="EAF1F8"/>
           </w:tcPr>
           <w:p>
+            <w:pPr>
+              <w:spacing w:after="40" w:before="40" w:line="240" w:lineRule="auto"/>
+            </w:pPr>
             <w:r/>
             <w:r>
               <w:rPr>
@@ -47,9 +64,13 @@
         </w:tc>
         <w:tc>
           <w:tcPr>
-            <w:tcW w:type="dxa" w:w="720"/>
+            <w:tcW w:type="dxa" w:w="709"/>
+            <w:shd w:fill="EAF1F8"/>
           </w:tcPr>
           <w:p>
+            <w:pPr>
+              <w:spacing w:after="40" w:before="40" w:line="240" w:lineRule="auto"/>
+            </w:pPr>
             <w:r/>
             <w:r>
               <w:rPr>
@@ -63,9 +84,13 @@
         </w:tc>
         <w:tc>
           <w:tcPr>
-            <w:tcW w:type="dxa" w:w="936"/>
+            <w:tcW w:type="dxa" w:w="922"/>
+            <w:shd w:fill="EAF1F8"/>
           </w:tcPr>
           <w:p>
+            <w:pPr>
+              <w:spacing w:after="40" w:before="40" w:line="240" w:lineRule="auto"/>
+            </w:pPr>
             <w:r/>
             <w:r>
               <w:rPr>
@@ -79,9 +104,13 @@
         </w:tc>
         <w:tc>
           <w:tcPr>
-            <w:tcW w:type="dxa" w:w="1008"/>
+            <w:tcW w:type="dxa" w:w="993"/>
+            <w:shd w:fill="EAF1F8"/>
           </w:tcPr>
           <w:p>
+            <w:pPr>
+              <w:spacing w:after="40" w:before="40" w:line="240" w:lineRule="auto"/>
+            </w:pPr>
             <w:r/>
             <w:r>
               <w:rPr>
@@ -95,9 +124,13 @@
         </w:tc>
         <w:tc>
           <w:tcPr>
-            <w:tcW w:type="dxa" w:w="2160"/>
+            <w:tcW w:type="dxa" w:w="2127"/>
+            <w:shd w:fill="EAF1F8"/>
           </w:tcPr>
           <w:p>
+            <w:pPr>
+              <w:spacing w:after="40" w:before="40" w:line="240" w:lineRule="auto"/>
+            </w:pPr>
             <w:r/>
             <w:r>
               <w:rPr>
@@ -111,9 +144,13 @@
         </w:tc>
         <w:tc>
           <w:tcPr>
-            <w:tcW w:type="dxa" w:w="720"/>
+            <w:tcW w:type="dxa" w:w="709"/>
+            <w:shd w:fill="EAF1F8"/>
           </w:tcPr>
           <w:p>
+            <w:pPr>
+              <w:spacing w:after="40" w:before="40" w:line="240" w:lineRule="auto"/>
+            </w:pPr>
             <w:r/>
             <w:r>
               <w:rPr>
@@ -127,9 +164,13 @@
         </w:tc>
         <w:tc>
           <w:tcPr>
-            <w:tcW w:type="dxa" w:w="1008"/>
+            <w:tcW w:type="dxa" w:w="993"/>
+            <w:shd w:fill="EAF1F8"/>
           </w:tcPr>
           <w:p>
+            <w:pPr>
+              <w:spacing w:after="40" w:before="40" w:line="240" w:lineRule="auto"/>
+            </w:pPr>
             <w:r/>
             <w:r>
               <w:rPr>
@@ -137,15 +178,19 @@
                 <w:b/>
                 <w:sz w:val="16"/>
               </w:rPr>
-              <w:t>MDE (80% power)</w:t>
+              <w:t>Approx. MDE (80%)</w:t>
             </w:r>
           </w:p>
         </w:tc>
         <w:tc>
           <w:tcPr>
-            <w:tcW w:type="dxa" w:w="936"/>
+            <w:tcW w:type="dxa" w:w="922"/>
+            <w:shd w:fill="EAF1F8"/>
           </w:tcPr>
           <w:p>
+            <w:pPr>
+              <w:spacing w:after="40" w:before="40" w:line="240" w:lineRule="auto"/>
+            </w:pPr>
             <w:r/>
             <w:r>
               <w:rPr>
@@ -161,9 +206,12 @@
       <w:tr>
         <w:tc>
           <w:tcPr>
-            <w:tcW w:type="dxa" w:w="2016"/>
+            <w:tcW w:type="dxa" w:w="1985"/>
           </w:tcPr>
           <w:p>
+            <w:pPr>
+              <w:spacing w:after="40" w:before="40" w:line="240" w:lineRule="auto"/>
+            </w:pPr>
             <w:r/>
             <w:r>
               <w:rPr>
@@ -176,9 +224,12 @@
         </w:tc>
         <w:tc>
           <w:tcPr>
-            <w:tcW w:type="dxa" w:w="720"/>
+            <w:tcW w:type="dxa" w:w="709"/>
           </w:tcPr>
           <w:p>
+            <w:pPr>
+              <w:spacing w:after="40" w:before="40" w:line="240" w:lineRule="auto"/>
+            </w:pPr>
             <w:r/>
             <w:r>
               <w:rPr>
@@ -191,9 +242,12 @@
         </w:tc>
         <w:tc>
           <w:tcPr>
-            <w:tcW w:type="dxa" w:w="936"/>
+            <w:tcW w:type="dxa" w:w="922"/>
           </w:tcPr>
           <w:p>
+            <w:pPr>
+              <w:spacing w:after="40" w:before="40" w:line="240" w:lineRule="auto"/>
+            </w:pPr>
             <w:r/>
             <w:r>
               <w:rPr>
@@ -206,9 +260,12 @@
         </w:tc>
         <w:tc>
           <w:tcPr>
-            <w:tcW w:type="dxa" w:w="1008"/>
+            <w:tcW w:type="dxa" w:w="993"/>
           </w:tcPr>
           <w:p>
+            <w:pPr>
+              <w:spacing w:after="40" w:before="40" w:line="240" w:lineRule="auto"/>
+            </w:pPr>
             <w:r/>
             <w:r>
               <w:rPr>
@@ -221,54 +278,66 @@
         </w:tc>
         <w:tc>
           <w:tcPr>
-            <w:tcW w:type="dxa" w:w="2160"/>
+            <w:tcW w:type="dxa" w:w="2127"/>
           </w:tcPr>
           <w:p>
+            <w:pPr>
+              <w:spacing w:after="40" w:before="40" w:line="240" w:lineRule="auto"/>
+            </w:pPr>
             <w:r/>
             <w:r>
               <w:rPr>
                 <w:rFonts w:ascii="Times New Roman" w:hAnsi="Times New Roman"/>
                 <w:sz w:val="16"/>
               </w:rPr>
-              <w:t>-0.018 (-0.041 to 0.005)</w:t>
+              <w:t>-0.018 (-0.051 to 0.013)</w:t>
             </w:r>
           </w:p>
         </w:tc>
         <w:tc>
           <w:tcPr>
-            <w:tcW w:type="dxa" w:w="720"/>
+            <w:tcW w:type="dxa" w:w="709"/>
           </w:tcPr>
           <w:p>
+            <w:pPr>
+              <w:spacing w:after="40" w:before="40" w:line="240" w:lineRule="auto"/>
+            </w:pPr>
             <w:r/>
             <w:r>
               <w:rPr>
                 <w:rFonts w:ascii="Times New Roman" w:hAnsi="Times New Roman"/>
                 <w:sz w:val="16"/>
               </w:rPr>
-              <w:t>0.121</w:t>
+              <w:t>0.272</w:t>
             </w:r>
           </w:p>
         </w:tc>
         <w:tc>
           <w:tcPr>
-            <w:tcW w:type="dxa" w:w="1008"/>
+            <w:tcW w:type="dxa" w:w="993"/>
           </w:tcPr>
           <w:p>
+            <w:pPr>
+              <w:spacing w:after="40" w:before="40" w:line="240" w:lineRule="auto"/>
+            </w:pPr>
             <w:r/>
             <w:r>
               <w:rPr>
                 <w:rFonts w:ascii="Times New Roman" w:hAnsi="Times New Roman"/>
                 <w:sz w:val="16"/>
               </w:rPr>
-              <w:t>0.033</w:t>
+              <w:t>0.046</w:t>
             </w:r>
           </w:p>
         </w:tc>
         <w:tc>
           <w:tcPr>
-            <w:tcW w:type="dxa" w:w="936"/>
+            <w:tcW w:type="dxa" w:w="922"/>
           </w:tcPr>
           <w:p>
+            <w:pPr>
+              <w:spacing w:after="40" w:before="40" w:line="240" w:lineRule="auto"/>
+            </w:pPr>
             <w:r/>
             <w:r>
               <w:rPr>
@@ -283,9 +352,12 @@
       <w:tr>
         <w:tc>
           <w:tcPr>
-            <w:tcW w:type="dxa" w:w="2016"/>
+            <w:tcW w:type="dxa" w:w="1985"/>
           </w:tcPr>
           <w:p>
+            <w:pPr>
+              <w:spacing w:after="40" w:before="40" w:line="240" w:lineRule="auto"/>
+            </w:pPr>
             <w:r/>
             <w:r>
               <w:rPr>
@@ -298,9 +370,12 @@
         </w:tc>
         <w:tc>
           <w:tcPr>
-            <w:tcW w:type="dxa" w:w="720"/>
+            <w:tcW w:type="dxa" w:w="709"/>
           </w:tcPr>
           <w:p>
+            <w:pPr>
+              <w:spacing w:after="40" w:before="40" w:line="240" w:lineRule="auto"/>
+            </w:pPr>
             <w:r/>
             <w:r>
               <w:rPr>
@@ -313,9 +388,12 @@
         </w:tc>
         <w:tc>
           <w:tcPr>
-            <w:tcW w:type="dxa" w:w="936"/>
+            <w:tcW w:type="dxa" w:w="922"/>
           </w:tcPr>
           <w:p>
+            <w:pPr>
+              <w:spacing w:after="40" w:before="40" w:line="240" w:lineRule="auto"/>
+            </w:pPr>
             <w:r/>
             <w:r>
               <w:rPr>
@@ -328,9 +406,12 @@
         </w:tc>
         <w:tc>
           <w:tcPr>
-            <w:tcW w:type="dxa" w:w="1008"/>
+            <w:tcW w:type="dxa" w:w="993"/>
           </w:tcPr>
           <w:p>
+            <w:pPr>
+              <w:spacing w:after="40" w:before="40" w:line="240" w:lineRule="auto"/>
+            </w:pPr>
             <w:r/>
             <w:r>
               <w:rPr>
@@ -343,54 +424,66 @@
         </w:tc>
         <w:tc>
           <w:tcPr>
-            <w:tcW w:type="dxa" w:w="2160"/>
+            <w:tcW w:type="dxa" w:w="2127"/>
           </w:tcPr>
           <w:p>
+            <w:pPr>
+              <w:spacing w:after="40" w:before="40" w:line="240" w:lineRule="auto"/>
+            </w:pPr>
             <w:r/>
             <w:r>
               <w:rPr>
                 <w:rFonts w:ascii="Times New Roman" w:hAnsi="Times New Roman"/>
                 <w:sz w:val="16"/>
               </w:rPr>
-              <w:t>-0.049 (-0.081 to -0.016)</w:t>
+              <w:t>-0.049 (-0.097 to 0.001)</w:t>
             </w:r>
           </w:p>
         </w:tc>
         <w:tc>
           <w:tcPr>
-            <w:tcW w:type="dxa" w:w="720"/>
+            <w:tcW w:type="dxa" w:w="709"/>
           </w:tcPr>
           <w:p>
+            <w:pPr>
+              <w:spacing w:after="40" w:before="40" w:line="240" w:lineRule="auto"/>
+            </w:pPr>
             <w:r/>
             <w:r>
               <w:rPr>
                 <w:rFonts w:ascii="Times New Roman" w:hAnsi="Times New Roman"/>
                 <w:sz w:val="16"/>
               </w:rPr>
-              <w:t>0.004</w:t>
+              <w:t>0.061</w:t>
             </w:r>
           </w:p>
         </w:tc>
         <w:tc>
           <w:tcPr>
-            <w:tcW w:type="dxa" w:w="1008"/>
+            <w:tcW w:type="dxa" w:w="993"/>
           </w:tcPr>
           <w:p>
+            <w:pPr>
+              <w:spacing w:after="40" w:before="40" w:line="240" w:lineRule="auto"/>
+            </w:pPr>
             <w:r/>
             <w:r>
               <w:rPr>
                 <w:rFonts w:ascii="Times New Roman" w:hAnsi="Times New Roman"/>
                 <w:sz w:val="16"/>
               </w:rPr>
-              <w:t>0.046</w:t>
+              <w:t>0.070</w:t>
             </w:r>
           </w:p>
         </w:tc>
         <w:tc>
           <w:tcPr>
-            <w:tcW w:type="dxa" w:w="936"/>
+            <w:tcW w:type="dxa" w:w="922"/>
           </w:tcPr>
           <w:p>
+            <w:pPr>
+              <w:spacing w:after="40" w:before="40" w:line="240" w:lineRule="auto"/>
+            </w:pPr>
             <w:r/>
             <w:r>
               <w:rPr>
@@ -405,9 +498,12 @@
       <w:tr>
         <w:tc>
           <w:tcPr>
-            <w:tcW w:type="dxa" w:w="2016"/>
+            <w:tcW w:type="dxa" w:w="1985"/>
           </w:tcPr>
           <w:p>
+            <w:pPr>
+              <w:spacing w:after="40" w:before="40" w:line="240" w:lineRule="auto"/>
+            </w:pPr>
             <w:r/>
             <w:r>
               <w:rPr>
@@ -420,9 +516,12 @@
         </w:tc>
         <w:tc>
           <w:tcPr>
-            <w:tcW w:type="dxa" w:w="720"/>
+            <w:tcW w:type="dxa" w:w="709"/>
           </w:tcPr>
           <w:p>
+            <w:pPr>
+              <w:spacing w:after="40" w:before="40" w:line="240" w:lineRule="auto"/>
+            </w:pPr>
             <w:r/>
             <w:r>
               <w:rPr>
@@ -435,9 +534,12 @@
         </w:tc>
         <w:tc>
           <w:tcPr>
-            <w:tcW w:type="dxa" w:w="936"/>
+            <w:tcW w:type="dxa" w:w="922"/>
           </w:tcPr>
           <w:p>
+            <w:pPr>
+              <w:spacing w:after="40" w:before="40" w:line="240" w:lineRule="auto"/>
+            </w:pPr>
             <w:r/>
             <w:r>
               <w:rPr>
@@ -450,9 +552,12 @@
         </w:tc>
         <w:tc>
           <w:tcPr>
-            <w:tcW w:type="dxa" w:w="1008"/>
+            <w:tcW w:type="dxa" w:w="993"/>
           </w:tcPr>
           <w:p>
+            <w:pPr>
+              <w:spacing w:after="40" w:before="40" w:line="240" w:lineRule="auto"/>
+            </w:pPr>
             <w:r/>
             <w:r>
               <w:rPr>
@@ -465,54 +570,66 @@
         </w:tc>
         <w:tc>
           <w:tcPr>
-            <w:tcW w:type="dxa" w:w="2160"/>
+            <w:tcW w:type="dxa" w:w="2127"/>
           </w:tcPr>
           <w:p>
+            <w:pPr>
+              <w:spacing w:after="40" w:before="40" w:line="240" w:lineRule="auto"/>
+            </w:pPr>
             <w:r/>
             <w:r>
               <w:rPr>
                 <w:rFonts w:ascii="Times New Roman" w:hAnsi="Times New Roman"/>
                 <w:sz w:val="16"/>
               </w:rPr>
-              <w:t>-0.007 (-0.037 to 0.024)</w:t>
+              <w:t>-0.007 (-0.046 to 0.033)</w:t>
             </w:r>
           </w:p>
         </w:tc>
         <w:tc>
           <w:tcPr>
-            <w:tcW w:type="dxa" w:w="720"/>
+            <w:tcW w:type="dxa" w:w="709"/>
           </w:tcPr>
           <w:p>
+            <w:pPr>
+              <w:spacing w:after="40" w:before="40" w:line="240" w:lineRule="auto"/>
+            </w:pPr>
             <w:r/>
             <w:r>
               <w:rPr>
                 <w:rFonts w:ascii="Times New Roman" w:hAnsi="Times New Roman"/>
                 <w:sz w:val="16"/>
               </w:rPr>
-              <w:t>0.659</w:t>
+              <w:t>0.737</w:t>
             </w:r>
           </w:p>
         </w:tc>
         <w:tc>
           <w:tcPr>
-            <w:tcW w:type="dxa" w:w="1008"/>
+            <w:tcW w:type="dxa" w:w="993"/>
           </w:tcPr>
           <w:p>
+            <w:pPr>
+              <w:spacing w:after="40" w:before="40" w:line="240" w:lineRule="auto"/>
+            </w:pPr>
             <w:r/>
             <w:r>
               <w:rPr>
                 <w:rFonts w:ascii="Times New Roman" w:hAnsi="Times New Roman"/>
                 <w:sz w:val="16"/>
               </w:rPr>
-              <w:t>0.044</w:t>
+              <w:t>0.056</w:t>
             </w:r>
           </w:p>
         </w:tc>
         <w:tc>
           <w:tcPr>
-            <w:tcW w:type="dxa" w:w="936"/>
+            <w:tcW w:type="dxa" w:w="922"/>
           </w:tcPr>
           <w:p>
+            <w:pPr>
+              <w:spacing w:after="40" w:before="40" w:line="240" w:lineRule="auto"/>
+            </w:pPr>
             <w:r/>
             <w:r>
               <w:rPr>
@@ -527,9 +644,12 @@
       <w:tr>
         <w:tc>
           <w:tcPr>
-            <w:tcW w:type="dxa" w:w="2016"/>
+            <w:tcW w:type="dxa" w:w="1985"/>
           </w:tcPr>
           <w:p>
+            <w:pPr>
+              <w:spacing w:after="40" w:before="40" w:line="240" w:lineRule="auto"/>
+            </w:pPr>
             <w:r/>
             <w:r>
               <w:rPr>
@@ -542,9 +662,12 @@
         </w:tc>
         <w:tc>
           <w:tcPr>
-            <w:tcW w:type="dxa" w:w="720"/>
+            <w:tcW w:type="dxa" w:w="709"/>
           </w:tcPr>
           <w:p>
+            <w:pPr>
+              <w:spacing w:after="40" w:before="40" w:line="240" w:lineRule="auto"/>
+            </w:pPr>
             <w:r/>
             <w:r>
               <w:rPr>
@@ -557,9 +680,12 @@
         </w:tc>
         <w:tc>
           <w:tcPr>
-            <w:tcW w:type="dxa" w:w="936"/>
+            <w:tcW w:type="dxa" w:w="922"/>
           </w:tcPr>
           <w:p>
+            <w:pPr>
+              <w:spacing w:after="40" w:before="40" w:line="240" w:lineRule="auto"/>
+            </w:pPr>
             <w:r/>
             <w:r>
               <w:rPr>
@@ -572,9 +698,12 @@
         </w:tc>
         <w:tc>
           <w:tcPr>
-            <w:tcW w:type="dxa" w:w="1008"/>
+            <w:tcW w:type="dxa" w:w="993"/>
           </w:tcPr>
           <w:p>
+            <w:pPr>
+              <w:spacing w:after="40" w:before="40" w:line="240" w:lineRule="auto"/>
+            </w:pPr>
             <w:r/>
             <w:r>
               <w:rPr>
@@ -587,24 +716,30 @@
         </w:tc>
         <w:tc>
           <w:tcPr>
-            <w:tcW w:type="dxa" w:w="2160"/>
+            <w:tcW w:type="dxa" w:w="2127"/>
           </w:tcPr>
           <w:p>
+            <w:pPr>
+              <w:spacing w:after="40" w:before="40" w:line="240" w:lineRule="auto"/>
+            </w:pPr>
             <w:r/>
             <w:r>
               <w:rPr>
                 <w:rFonts w:ascii="Times New Roman" w:hAnsi="Times New Roman"/>
                 <w:sz w:val="16"/>
               </w:rPr>
-              <w:t>-0.432 (-0.472 to -0.391)</w:t>
+              <w:t>-0.432 (-0.497 to -0.365)</w:t>
             </w:r>
           </w:p>
         </w:tc>
         <w:tc>
           <w:tcPr>
-            <w:tcW w:type="dxa" w:w="720"/>
+            <w:tcW w:type="dxa" w:w="709"/>
           </w:tcPr>
           <w:p>
+            <w:pPr>
+              <w:spacing w:after="40" w:before="40" w:line="240" w:lineRule="auto"/>
+            </w:pPr>
             <w:r/>
             <w:r>
               <w:rPr>
@@ -617,24 +752,30 @@
         </w:tc>
         <w:tc>
           <w:tcPr>
-            <w:tcW w:type="dxa" w:w="1008"/>
+            <w:tcW w:type="dxa" w:w="993"/>
           </w:tcPr>
           <w:p>
+            <w:pPr>
+              <w:spacing w:after="40" w:before="40" w:line="240" w:lineRule="auto"/>
+            </w:pPr>
             <w:r/>
             <w:r>
               <w:rPr>
                 <w:rFonts w:ascii="Times New Roman" w:hAnsi="Times New Roman"/>
                 <w:sz w:val="16"/>
               </w:rPr>
-              <w:t>0.058</w:t>
+              <w:t>0.093</w:t>
             </w:r>
           </w:p>
         </w:tc>
         <w:tc>
           <w:tcPr>
-            <w:tcW w:type="dxa" w:w="936"/>
+            <w:tcW w:type="dxa" w:w="922"/>
           </w:tcPr>
           <w:p>
+            <w:pPr>
+              <w:spacing w:after="40" w:before="40" w:line="240" w:lineRule="auto"/>
+            </w:pPr>
             <w:r/>
             <w:r>
               <w:rPr>
@@ -648,12 +789,15 @@
       </w:tr>
     </w:tbl>
     <w:p>
+      <w:pPr>
+        <w:spacing w:line="240" w:lineRule="auto"/>
+      </w:pPr>
       <w:r>
         <w:rPr>
           <w:i/>
           <w:sz w:val="18"/>
         </w:rPr>
-        <w:t>All 4,608 paired trials per controller (384 clusters; 12 scenarios per cluster). Change is the paired risk difference against the same full-feedback baseline, with a 95% cluster-bootstrap interval (10,000 replicates) and a cluster-level sign-flip p-value (20,000 permutations). MDE is the minimum detectable effect at 80% power given the observed cluster-robust standard error. These all-stratum contrasts are descriptive; the locked multiplicity-controlled family is the 12 controller × stratum tests reported in Table 3.</w:t>
+        <w:t>All 4,608 paired trials per controller (96 parent blocks; four families × 12 scenarios per block). Change is the paired risk difference against the same full-feedback baseline, with a 95% approximate seed-stratified parent-block bootstrap interval (10,000 replicates) and an exploratory sign-flip p-value (20,000 permutations). MDE is an approximate unadjusted normal-theory precision summary at 80% power, not a guarantee for Holm or sign-flip testing. It uses the observed bootstrap standard error. Overall contrasts are descriptive; the declared exploratory multiplicity family is the 12 controller × band contrasts in Table 3.</w:t>
       </w:r>
     </w:p>
     <w:sectPr>

--- a/peerj_submission/tables/Table 1.docx
+++ b/peerj_submission/tables/Table 1.docx
@@ -797,7 +797,7 @@
           <w:i/>
           <w:sz w:val="18"/>
         </w:rPr>
-        <w:t>All 4,608 paired trials per controller (96 parent blocks; four families × 12 scenarios per block). Change is the paired risk difference against the same full-feedback baseline, with a 95% approximate seed-stratified parent-block bootstrap interval (10,000 replicates) and an exploratory sign-flip p-value (20,000 permutations). MDE is an approximate unadjusted normal-theory precision summary at 80% power, not a guarantee for Holm or sign-flip testing. It uses the observed bootstrap standard error. Overall contrasts are descriptive; the declared exploratory multiplicity family is the 12 controller × band contrasts in Table 3.</w:t>
+        <w:t>All 4,608 paired trials per controller (96 parent blocks; four families × 12 scenarios per block). Change is the paired risk difference against the same full-feedback baseline, with a 95% approximate seed-stratified parent-block bootstrap interval (10,000 replicates) and an exploratory sign-flip p-value (20,000 sign vectors). MDE is an approximate unadjusted normal-theory precision summary at 80% power, not a guarantee for Holm or sign-flip testing. It uses the observed bootstrap standard error. Overall contrasts are descriptive; the declared exploratory multiplicity family is the 12 controller × band contrasts in Table 3.</w:t>
       </w:r>
     </w:p>
     <w:sectPr>
